--- a/paper/manuscript_bjcp.docx
+++ b/paper/manuscript_bjcp.docx
@@ -170,7 +170,7 @@
         <w:t xml:space="preserve"> </w:t>
       </w:r>
       <w:r>
-        <w:t xml:space="preserve">receiver operating characteristic curve, AUC) and by replication in Canada Vigilance; robust unlabelled signals underwent</w:t>
+        <w:t xml:space="preserve">receiver operating characteristic curve, AUC) and by replication in Canada; robust unlabelled signals underwent</w:t>
       </w:r>
       <w:r>
         <w:t xml:space="preserve"> </w:t>
@@ -212,7 +212,7 @@
         <w:t xml:space="preserve"> </w:t>
       </w:r>
       <w:r>
-        <w:t xml:space="preserve">0.723). Unlabelled signals replicated in Canada more than background but less than labelled ones; power-calibrated (post hoc), labelled signals replicated as predicted (observed/expected</w:t>
+        <w:t xml:space="preserve">0.723). Unlabelled signals replicated in Canada more than background, less than labelled ones; power-calibrated (post hoc), labelled signals replicated as predicted (observed/expected</w:t>
       </w:r>
       <w:r>
         <w:t xml:space="preserve"> </w:t>
@@ -230,7 +230,7 @@
         <w:t xml:space="preserve"> </w:t>
       </w:r>
       <w:r>
-        <w:t xml:space="preserve">also within strata of consumer reporting. Solicited reports, report clusters and shared</w:t>
+        <w:t xml:space="preserve">even within consumer-reporting strata. Solicited reports, report clusters and shared</w:t>
       </w:r>
       <w:r>
         <w:t xml:space="preserve"> </w:t>
